--- a/Documents/Securing_ERC4337_Paymasters.docx
+++ b/Documents/Securing_ERC4337_Paymasters.docx
@@ -11,12 +11,15 @@
       <w:pPr>
         <w:spacing w:before="1200" w:after="200"/>
         <w:jc w:val="center"/>
+        <w:rPr>
+          <w:color w:val="000000" w:themeColor="text1"/>
+        </w:rPr>
       </w:pPr>
       <w:r>
         <w:rPr>
           <w:b/>
           <w:bCs/>
-          <w:color w:val="1F3864"/>
+          <w:color w:val="000000" w:themeColor="text1"/>
           <w:sz w:val="56"/>
           <w:szCs w:val="56"/>
         </w:rPr>
@@ -106,7 +109,19 @@
         <w:rPr>
           <w:color w:val="666666"/>
         </w:rPr>
-        <w:t>Project | Spring</w:t>
+        <w:t>Project</w:t>
+      </w:r>
+      <w:r>
+        <w:rPr>
+          <w:color w:val="666666"/>
+        </w:rPr>
+        <w:t xml:space="preserve"> | Dr. Desmond Lun</w:t>
+      </w:r>
+      <w:r>
+        <w:rPr>
+          <w:color w:val="666666"/>
+        </w:rPr>
+        <w:t xml:space="preserve"> | Spring</w:t>
       </w:r>
       <w:r>
         <w:rPr>
@@ -150,7 +165,7 @@
               <w:bottom w:val="single" w:sz="1" w:space="0" w:color="CCCCCC"/>
               <w:right w:val="single" w:sz="1" w:space="0" w:color="CCCCCC"/>
             </w:tcBorders>
-            <w:shd w:val="clear" w:color="auto" w:fill="D5E8F0"/>
+            <w:shd w:val="clear" w:color="auto" w:fill="F1A983" w:themeFill="accent2" w:themeFillTint="99"/>
             <w:tcMar>
               <w:top w:w="240" w:type="dxa"/>
               <w:left w:w="360" w:type="dxa"/>
@@ -184,7 +199,25 @@
                 <w:sz w:val="20"/>
                 <w:szCs w:val="20"/>
               </w:rPr>
-              <w:t xml:space="preserve">ERC-4337 paymasters are smart contracts that sponsor gas fees on behalf of users, enabling gasless transactions in Account Abstraction architectures. Their open sponsorship model exposes them to deposit drain attacks, spam exploitation, and gas penalty abuse. This paper presents a comparative security analysis of two paymaster implementations deployed on the Ethereum Sepolia </w:t>
+              <w:t xml:space="preserve">ERC-4337 paymasters are smart contracts that sponsor gas fees on behalf of users, enabling gasless transactions in Account Abstraction architectures. Their open sponsorship model exposes them to deposit drain attacks, spam exploitation, and gas penalty abuse. This paper presents a comparative security analysis of two paymaster implementations deployed on the Ethereum </w:t>
+            </w:r>
+            <w:proofErr w:type="spellStart"/>
+            <w:r>
+              <w:rPr>
+                <w:color w:val="222222"/>
+                <w:sz w:val="20"/>
+                <w:szCs w:val="20"/>
+              </w:rPr>
+              <w:t>Sepolia</w:t>
+            </w:r>
+            <w:proofErr w:type="spellEnd"/>
+            <w:r>
+              <w:rPr>
+                <w:color w:val="222222"/>
+                <w:sz w:val="20"/>
+                <w:szCs w:val="20"/>
+              </w:rPr>
+              <w:t xml:space="preserve"> </w:t>
             </w:r>
             <w:proofErr w:type="spellStart"/>
             <w:r>
@@ -248,29 +281,6 @@
       <w:pPr>
         <w:spacing w:after="400"/>
       </w:pPr>
-    </w:p>
-    <w:p>
-      <w:pPr>
-        <w:spacing w:before="160" w:after="80"/>
-        <w:jc w:val="center"/>
-        <w:rPr>
-          <w:i/>
-          <w:iCs/>
-          <w:color w:val="555555"/>
-          <w:sz w:val="18"/>
-          <w:szCs w:val="18"/>
-        </w:rPr>
-      </w:pPr>
-      <w:r>
-        <w:rPr>
-          <w:i/>
-          <w:iCs/>
-          <w:color w:val="555555"/>
-          <w:sz w:val="18"/>
-          <w:szCs w:val="18"/>
-        </w:rPr>
-        <w:t>Keywords: ERC-4337, Account Abstraction, Paymaster, Gas Sponsorship, Smart Contract Security, Deposit Drain, Rate Limit</w:t>
-      </w:r>
     </w:p>
     <w:p>
       <w:pPr>
@@ -1746,7 +1756,21 @@
         <w:rPr>
           <w:color w:val="000000"/>
         </w:rPr>
-        <w:t xml:space="preserve">, non-whitelist operations) against both paymasters on the Sepolia </w:t>
+        <w:t xml:space="preserve">, non-whitelist operations) against both paymasters on the </w:t>
+      </w:r>
+      <w:proofErr w:type="spellStart"/>
+      <w:r>
+        <w:rPr>
+          <w:color w:val="000000"/>
+        </w:rPr>
+        <w:t>Sepolia</w:t>
+      </w:r>
+      <w:proofErr w:type="spellEnd"/>
+      <w:r>
+        <w:rPr>
+          <w:color w:val="000000"/>
+        </w:rPr>
+        <w:t xml:space="preserve"> </w:t>
       </w:r>
       <w:proofErr w:type="spellStart"/>
       <w:r>
@@ -1896,7 +1920,21 @@
         <w:rPr>
           <w:color w:val="000000"/>
         </w:rPr>
-        <w:t>A complete UserOperation lifecycle proceeds through the following stages:</w:t>
+        <w:t xml:space="preserve">A complete </w:t>
+      </w:r>
+      <w:proofErr w:type="spellStart"/>
+      <w:r>
+        <w:rPr>
+          <w:color w:val="000000"/>
+        </w:rPr>
+        <w:t>UserOperation</w:t>
+      </w:r>
+      <w:proofErr w:type="spellEnd"/>
+      <w:r>
+        <w:rPr>
+          <w:color w:val="000000"/>
+        </w:rPr>
+        <w:t xml:space="preserve"> lifecycle proceeds through the following stages:</w:t>
       </w:r>
     </w:p>
     <w:p>
@@ -2030,7 +2068,21 @@
         <w:rPr>
           <w:color w:val="000000"/>
         </w:rPr>
-        <w:t xml:space="preserve">EntryPoint executes the UserOperation's </w:t>
+        <w:t xml:space="preserve">EntryPoint executes the </w:t>
+      </w:r>
+      <w:proofErr w:type="spellStart"/>
+      <w:r>
+        <w:rPr>
+          <w:color w:val="000000"/>
+        </w:rPr>
+        <w:t>UserOperation's</w:t>
+      </w:r>
+      <w:proofErr w:type="spellEnd"/>
+      <w:r>
+        <w:rPr>
+          <w:color w:val="000000"/>
+        </w:rPr>
+        <w:t xml:space="preserve"> </w:t>
       </w:r>
       <w:proofErr w:type="spellStart"/>
       <w:r>
@@ -2197,7 +2249,21 @@
         <w:rPr>
           <w:color w:val="000000"/>
         </w:rPr>
-        <w:t xml:space="preserve">contract. During validation, the EntryPoint reserves a </w:t>
+        <w:t xml:space="preserve">contract. During validation, the </w:t>
+      </w:r>
+      <w:proofErr w:type="spellStart"/>
+      <w:r>
+        <w:rPr>
+          <w:color w:val="000000"/>
+        </w:rPr>
+        <w:t>EntryPoint</w:t>
+      </w:r>
+      <w:proofErr w:type="spellEnd"/>
+      <w:r>
+        <w:rPr>
+          <w:color w:val="000000"/>
+        </w:rPr>
+        <w:t xml:space="preserve"> reserves a </w:t>
       </w:r>
       <w:proofErr w:type="spellStart"/>
       <w:r>
@@ -2465,14 +2531,36 @@
         <w:rPr>
           <w:color w:val="000000"/>
         </w:rPr>
-        <w:t xml:space="preserve">, virtualUserId, </w:t>
-      </w:r>
+        <w:t xml:space="preserve">, </w:t>
+      </w:r>
+      <w:proofErr w:type="spellStart"/>
+      <w:r>
+        <w:rPr>
+          <w:color w:val="000000"/>
+        </w:rPr>
+        <w:t>virtualUserId</w:t>
+      </w:r>
+      <w:proofErr w:type="spellEnd"/>
+      <w:r>
+        <w:rPr>
+          <w:color w:val="000000"/>
+        </w:rPr>
+        <w:t xml:space="preserve">, </w:t>
+      </w:r>
+      <w:proofErr w:type="spellStart"/>
       <w:proofErr w:type="gramStart"/>
       <w:r>
         <w:rPr>
           <w:color w:val="000000"/>
         </w:rPr>
-        <w:t>validUntil,</w:t>
+        <w:t>validUntil</w:t>
+      </w:r>
+      <w:proofErr w:type="spellEnd"/>
+      <w:r>
+        <w:rPr>
+          <w:color w:val="000000"/>
+        </w:rPr>
+        <w:t>,</w:t>
       </w:r>
       <w:proofErr w:type="gramEnd"/>
       <w:r>
@@ -2521,7 +2609,6 @@
     <w:p>
       <w:pPr>
         <w:spacing w:before="60" w:after="80"/>
-        <w:jc w:val="both"/>
       </w:pPr>
       <w:r>
         <w:rPr>
@@ -2751,37 +2838,22 @@
         <w:jc w:val="both"/>
       </w:pPr>
       <w:r>
-        <w:rPr>
-          <w:color w:val="000000"/>
-        </w:rPr>
-        <w:t xml:space="preserve">A paymaster with no gas cap enforcement will approve UserOperations with arbitrarily high gas limits. If the bundler's </w:t>
-      </w:r>
-      <w:proofErr w:type="gramStart"/>
-      <w:r>
-        <w:rPr>
-          <w:color w:val="000000"/>
-        </w:rPr>
-        <w:t>simulation</w:t>
-      </w:r>
-      <w:proofErr w:type="gramEnd"/>
-      <w:r>
-        <w:rPr>
-          <w:color w:val="000000"/>
-        </w:rPr>
-        <w:t xml:space="preserve"> then rejects the operation on-chain (e.g., due to out-of-gas in execution), EIP-4337 allows the bundler to charge the paymaster a penalty proportional to the pre-fund. An attacker can systematically submit operations with inflated gas limits (e.g., 5x normal) to maximally trigger these penalty deductions.</w:t>
+        <w:t xml:space="preserve">Attacker submits </w:t>
+      </w:r>
+      <w:proofErr w:type="spellStart"/>
+      <w:r>
+        <w:t>UserOperations</w:t>
+      </w:r>
+      <w:proofErr w:type="spellEnd"/>
+      <w:r>
+        <w:t xml:space="preserve"> with inflated gas limits to trigger large pre-fund reservations and bundler penalty charges against the paymaster.</w:t>
       </w:r>
     </w:p>
     <w:p>
       <w:pPr>
         <w:pStyle w:val="Heading3"/>
       </w:pPr>
-    </w:p>
-    <w:p>
-      <w:pPr>
-        <w:pStyle w:val="Heading3"/>
-      </w:pPr>
-      <w:r>
-        <w:lastRenderedPageBreak/>
+      <w:r>
         <w:t>3.2.2 Non-Whitelisted Target Exploitation</w:t>
       </w:r>
     </w:p>
@@ -2794,7 +2866,14 @@
         <w:rPr>
           <w:color w:val="000000"/>
         </w:rPr>
-        <w:t>Without target whitelisting, a paymaster will sponsor gas for calls to any contract address. An attacker can route operations through arbitrary contracts that may cause execution failures, trigger edge-case gas behaviors, or simply consume sponsorship budget on operations unrelated to the paymaster operator's intended use case.</w:t>
+        <w:t xml:space="preserve">Without target whitelisting, a paymaster will sponsor gas for calls to any contract address. An attacker can route operations through arbitrary contracts that may cause execution failures, trigger edge-case </w:t>
+      </w:r>
+      <w:r>
+        <w:rPr>
+          <w:color w:val="000000"/>
+        </w:rPr>
+        <w:lastRenderedPageBreak/>
+        <w:t>gas behaviors, or simply consume sponsorship budget on operations unrelated to the paymaster operator's intended use case.</w:t>
       </w:r>
     </w:p>
     <w:p>
@@ -2811,10 +2890,7 @@
         <w:jc w:val="both"/>
       </w:pPr>
       <w:r>
-        <w:rPr>
-          <w:color w:val="000000"/>
-        </w:rPr>
-        <w:t>With no rate limiting, a single attacker identity (or a sybil set of identities) can flood the paymaster with valid-looking operations that exhaust the daily sponsorship budget, denying service to legitimate users. This is a resource-exhaustion attack analogous to application-layer DDoS.</w:t>
+        <w:t>A single identity floods the paymaster with valid-looking operations, exhausting the daily sponsorship budget and denying service to legitimate users.</w:t>
       </w:r>
     </w:p>
     <w:p>
@@ -2930,11 +3006,6 @@
     </w:p>
     <w:p>
       <w:pPr>
-        <w:spacing w:after="80"/>
-      </w:pPr>
-    </w:p>
-    <w:p>
-      <w:pPr>
         <w:spacing w:before="60" w:after="80"/>
         <w:jc w:val="both"/>
       </w:pPr>
@@ -2942,312 +3013,60 @@
         <w:rPr>
           <w:color w:val="000000"/>
         </w:rPr>
-        <w:t>The core validation logic is a no-op:</w:t>
-      </w:r>
-    </w:p>
-    <w:p>
-      <w:pPr>
-        <w:shd w:val="clear" w:color="auto" w:fill="F0F4F8"/>
-        <w:spacing w:before="20" w:after="20"/>
-        <w:ind w:left="360"/>
-      </w:pPr>
-      <w:r>
-        <w:rPr>
-          <w:rFonts w:ascii="Courier New" w:eastAsia="Courier New" w:hAnsi="Courier New" w:cs="Courier New"/>
-          <w:color w:val="1E3A5F"/>
-          <w:sz w:val="18"/>
-          <w:szCs w:val="18"/>
-        </w:rPr>
-        <w:t>function _</w:t>
-      </w:r>
-      <w:proofErr w:type="gramStart"/>
-      <w:r>
-        <w:rPr>
-          <w:rFonts w:ascii="Courier New" w:eastAsia="Courier New" w:hAnsi="Courier New" w:cs="Courier New"/>
-          <w:color w:val="1E3A5F"/>
-          <w:sz w:val="18"/>
-          <w:szCs w:val="18"/>
-        </w:rPr>
-        <w:t>validatePaymasterUserOp(</w:t>
-      </w:r>
-      <w:proofErr w:type="gramEnd"/>
-    </w:p>
-    <w:p>
-      <w:pPr>
-        <w:shd w:val="clear" w:color="auto" w:fill="F0F4F8"/>
-        <w:spacing w:before="20" w:after="20"/>
-        <w:ind w:left="360"/>
-      </w:pPr>
-      <w:r>
-        <w:rPr>
-          <w:rFonts w:ascii="Courier New" w:eastAsia="Courier New" w:hAnsi="Courier New" w:cs="Courier New"/>
-          <w:color w:val="1E3A5F"/>
-          <w:sz w:val="18"/>
-          <w:szCs w:val="18"/>
-        </w:rPr>
-        <w:t xml:space="preserve">    </w:t>
-      </w:r>
-      <w:proofErr w:type="spellStart"/>
-      <w:r>
-        <w:rPr>
-          <w:rFonts w:ascii="Courier New" w:eastAsia="Courier New" w:hAnsi="Courier New" w:cs="Courier New"/>
-          <w:color w:val="1E3A5F"/>
-          <w:sz w:val="18"/>
-          <w:szCs w:val="18"/>
+        <w:t xml:space="preserve">The function accepts the </w:t>
+      </w:r>
+      <w:proofErr w:type="spellStart"/>
+      <w:r>
+        <w:rPr>
+          <w:color w:val="000000"/>
         </w:rPr>
         <w:t>PackedUserOperation</w:t>
       </w:r>
       <w:proofErr w:type="spellEnd"/>
       <w:r>
         <w:rPr>
-          <w:rFonts w:ascii="Courier New" w:eastAsia="Courier New" w:hAnsi="Courier New" w:cs="Courier New"/>
-          <w:color w:val="1E3A5F"/>
-          <w:sz w:val="18"/>
-          <w:szCs w:val="18"/>
-        </w:rPr>
-        <w:t xml:space="preserve"> </w:t>
-      </w:r>
-      <w:proofErr w:type="spellStart"/>
-      <w:r>
-        <w:rPr>
-          <w:rFonts w:ascii="Courier New" w:eastAsia="Courier New" w:hAnsi="Courier New" w:cs="Courier New"/>
-          <w:color w:val="1E3A5F"/>
-          <w:sz w:val="18"/>
-          <w:szCs w:val="18"/>
-        </w:rPr>
-        <w:t>calldata</w:t>
-      </w:r>
-      <w:proofErr w:type="spellEnd"/>
-      <w:r>
-        <w:rPr>
-          <w:rFonts w:ascii="Courier New" w:eastAsia="Courier New" w:hAnsi="Courier New" w:cs="Courier New"/>
-          <w:color w:val="1E3A5F"/>
-          <w:sz w:val="18"/>
-          <w:szCs w:val="18"/>
-        </w:rPr>
-        <w:t>,</w:t>
-      </w:r>
-    </w:p>
-    <w:p>
-      <w:pPr>
-        <w:shd w:val="clear" w:color="auto" w:fill="F0F4F8"/>
-        <w:spacing w:before="20" w:after="20"/>
-        <w:ind w:left="360"/>
-      </w:pPr>
-      <w:r>
-        <w:rPr>
-          <w:rFonts w:ascii="Courier New" w:eastAsia="Courier New" w:hAnsi="Courier New" w:cs="Courier New"/>
-          <w:color w:val="1E3A5F"/>
-          <w:sz w:val="18"/>
-          <w:szCs w:val="18"/>
-        </w:rPr>
-        <w:t xml:space="preserve">    bytes32,</w:t>
-      </w:r>
-    </w:p>
-    <w:p>
-      <w:pPr>
-        <w:shd w:val="clear" w:color="auto" w:fill="F0F4F8"/>
-        <w:spacing w:before="20" w:after="20"/>
-        <w:ind w:left="360"/>
-      </w:pPr>
-      <w:r>
-        <w:rPr>
-          <w:rFonts w:ascii="Courier New" w:eastAsia="Courier New" w:hAnsi="Courier New" w:cs="Courier New"/>
-          <w:color w:val="1E3A5F"/>
-          <w:sz w:val="18"/>
-          <w:szCs w:val="18"/>
-        </w:rPr>
-        <w:t xml:space="preserve">    uint256</w:t>
-      </w:r>
-    </w:p>
-    <w:p>
-      <w:pPr>
-        <w:shd w:val="clear" w:color="auto" w:fill="F0F4F8"/>
-        <w:spacing w:before="20" w:after="20"/>
-        <w:ind w:left="360"/>
-      </w:pPr>
-      <w:r>
-        <w:rPr>
-          <w:rFonts w:ascii="Courier New" w:eastAsia="Courier New" w:hAnsi="Courier New" w:cs="Courier New"/>
-          <w:color w:val="1E3A5F"/>
-          <w:sz w:val="18"/>
-          <w:szCs w:val="18"/>
-        </w:rPr>
-        <w:t xml:space="preserve">) </w:t>
-      </w:r>
-      <w:proofErr w:type="gramStart"/>
-      <w:r>
-        <w:rPr>
-          <w:rFonts w:ascii="Courier New" w:eastAsia="Courier New" w:hAnsi="Courier New" w:cs="Courier New"/>
-          <w:color w:val="1E3A5F"/>
-          <w:sz w:val="18"/>
-          <w:szCs w:val="18"/>
-        </w:rPr>
-        <w:t>internal</w:t>
-      </w:r>
-      <w:proofErr w:type="gramEnd"/>
-      <w:r>
-        <w:rPr>
-          <w:rFonts w:ascii="Courier New" w:eastAsia="Courier New" w:hAnsi="Courier New" w:cs="Courier New"/>
-          <w:color w:val="1E3A5F"/>
-          <w:sz w:val="18"/>
-          <w:szCs w:val="18"/>
-        </w:rPr>
-        <w:t xml:space="preserve"> pure override</w:t>
-      </w:r>
-    </w:p>
-    <w:p>
-      <w:pPr>
-        <w:shd w:val="clear" w:color="auto" w:fill="F0F4F8"/>
-        <w:spacing w:before="20" w:after="20"/>
-        <w:ind w:left="360"/>
-      </w:pPr>
-      <w:r>
-        <w:rPr>
-          <w:rFonts w:ascii="Courier New" w:eastAsia="Courier New" w:hAnsi="Courier New" w:cs="Courier New"/>
-          <w:color w:val="1E3A5F"/>
-          <w:sz w:val="18"/>
-          <w:szCs w:val="18"/>
-        </w:rPr>
-        <w:t xml:space="preserve">    returns (bytes memory context, uint256 </w:t>
-      </w:r>
-      <w:proofErr w:type="spellStart"/>
-      <w:r>
-        <w:rPr>
-          <w:rFonts w:ascii="Courier New" w:eastAsia="Courier New" w:hAnsi="Courier New" w:cs="Courier New"/>
-          <w:color w:val="1E3A5F"/>
-          <w:sz w:val="18"/>
-          <w:szCs w:val="18"/>
+          <w:color w:val="000000"/>
+        </w:rPr>
+        <w:t xml:space="preserve">, </w:t>
+      </w:r>
+      <w:proofErr w:type="spellStart"/>
+      <w:r>
+        <w:rPr>
+          <w:color w:val="000000"/>
+        </w:rPr>
+        <w:t>userOpHash</w:t>
+      </w:r>
+      <w:proofErr w:type="spellEnd"/>
+      <w:r>
+        <w:rPr>
+          <w:color w:val="000000"/>
+        </w:rPr>
+        <w:t xml:space="preserve">, and </w:t>
+      </w:r>
+      <w:proofErr w:type="spellStart"/>
+      <w:r>
+        <w:rPr>
+          <w:color w:val="000000"/>
+        </w:rPr>
+        <w:t>requiredPreFund</w:t>
+      </w:r>
+      <w:proofErr w:type="spellEnd"/>
+      <w:r>
+        <w:rPr>
+          <w:color w:val="000000"/>
+        </w:rPr>
+        <w:t xml:space="preserve"> arguments but ignores all of them, returning an empty context and a zero </w:t>
+      </w:r>
+      <w:proofErr w:type="spellStart"/>
+      <w:r>
+        <w:rPr>
+          <w:color w:val="000000"/>
         </w:rPr>
         <w:t>validationData</w:t>
       </w:r>
       <w:proofErr w:type="spellEnd"/>
       <w:r>
         <w:rPr>
-          <w:rFonts w:ascii="Courier New" w:eastAsia="Courier New" w:hAnsi="Courier New" w:cs="Courier New"/>
-          <w:color w:val="1E3A5F"/>
-          <w:sz w:val="18"/>
-          <w:szCs w:val="18"/>
-        </w:rPr>
-        <w:t>)</w:t>
-      </w:r>
-    </w:p>
-    <w:p>
-      <w:pPr>
-        <w:shd w:val="clear" w:color="auto" w:fill="F0F4F8"/>
-        <w:spacing w:before="20" w:after="20"/>
-        <w:ind w:left="360"/>
-      </w:pPr>
-      <w:r>
-        <w:rPr>
-          <w:rFonts w:ascii="Courier New" w:eastAsia="Courier New" w:hAnsi="Courier New" w:cs="Courier New"/>
-          <w:color w:val="1E3A5F"/>
-          <w:sz w:val="18"/>
-          <w:szCs w:val="18"/>
-        </w:rPr>
-        <w:t>{</w:t>
-      </w:r>
-    </w:p>
-    <w:p>
-      <w:pPr>
-        <w:shd w:val="clear" w:color="auto" w:fill="F0F4F8"/>
-        <w:spacing w:before="20" w:after="20"/>
-        <w:ind w:left="360"/>
-      </w:pPr>
-      <w:r>
-        <w:rPr>
-          <w:rFonts w:ascii="Courier New" w:eastAsia="Courier New" w:hAnsi="Courier New" w:cs="Courier New"/>
-          <w:color w:val="1E3A5F"/>
-          <w:sz w:val="18"/>
-          <w:szCs w:val="18"/>
-        </w:rPr>
-        <w:t xml:space="preserve">    return ("", 0);</w:t>
-      </w:r>
-    </w:p>
-    <w:p>
-      <w:pPr>
-        <w:shd w:val="clear" w:color="auto" w:fill="F0F4F8"/>
-        <w:spacing w:before="20" w:after="20"/>
-        <w:ind w:left="360"/>
-      </w:pPr>
-      <w:r>
-        <w:rPr>
-          <w:rFonts w:ascii="Courier New" w:eastAsia="Courier New" w:hAnsi="Courier New" w:cs="Courier New"/>
-          <w:color w:val="1E3A5F"/>
-          <w:sz w:val="18"/>
-          <w:szCs w:val="18"/>
-        </w:rPr>
-        <w:t>}</w:t>
-      </w:r>
-    </w:p>
-    <w:p>
-      <w:pPr>
-        <w:spacing w:after="80"/>
-      </w:pPr>
-    </w:p>
-    <w:p>
-      <w:pPr>
-        <w:spacing w:before="60" w:after="80"/>
-        <w:jc w:val="both"/>
-      </w:pPr>
-      <w:r>
-        <w:rPr>
-          <w:color w:val="000000"/>
-        </w:rPr>
-        <w:t xml:space="preserve">The function accepts the </w:t>
-      </w:r>
-      <w:proofErr w:type="spellStart"/>
-      <w:r>
-        <w:rPr>
-          <w:color w:val="000000"/>
-        </w:rPr>
-        <w:t>PackedUserOperation</w:t>
-      </w:r>
-      <w:proofErr w:type="spellEnd"/>
-      <w:r>
-        <w:rPr>
-          <w:color w:val="000000"/>
-        </w:rPr>
-        <w:t xml:space="preserve">, </w:t>
-      </w:r>
-      <w:proofErr w:type="spellStart"/>
-      <w:r>
-        <w:rPr>
-          <w:color w:val="000000"/>
-        </w:rPr>
-        <w:t>userOpHash</w:t>
-      </w:r>
-      <w:proofErr w:type="spellEnd"/>
-      <w:r>
-        <w:rPr>
-          <w:color w:val="000000"/>
-        </w:rPr>
-        <w:t xml:space="preserve">, and </w:t>
-      </w:r>
-      <w:proofErr w:type="spellStart"/>
-      <w:r>
-        <w:rPr>
-          <w:color w:val="000000"/>
-        </w:rPr>
-        <w:t>requiredPreFund</w:t>
-      </w:r>
-      <w:proofErr w:type="spellEnd"/>
-      <w:r>
-        <w:rPr>
-          <w:color w:val="000000"/>
-        </w:rPr>
-        <w:t xml:space="preserve"> arguments but ignores all of them, returning an empty context and a zero </w:t>
-      </w:r>
-      <w:proofErr w:type="spellStart"/>
-      <w:r>
-        <w:rPr>
-          <w:color w:val="000000"/>
-        </w:rPr>
-        <w:t>validationData</w:t>
-      </w:r>
-      <w:proofErr w:type="spellEnd"/>
-      <w:r>
-        <w:rPr>
           <w:color w:val="000000"/>
         </w:rPr>
         <w:t xml:space="preserve"> (indicating unconditional approval). The postOp function is similarly a no-op, performing no cost accounting after execution.</w:t>
@@ -3263,7 +3082,6 @@
         <w:pStyle w:val="Heading2"/>
       </w:pPr>
       <w:r>
-        <w:lastRenderedPageBreak/>
         <w:t>4.2 Limitations</w:t>
       </w:r>
     </w:p>
@@ -3404,12 +3222,12 @@
         <w:t>.</w:t>
       </w:r>
     </w:p>
-    <w:p/>
     <w:p>
       <w:pPr>
         <w:pStyle w:val="Heading1"/>
       </w:pPr>
       <w:r>
+        <w:lastRenderedPageBreak/>
         <w:t>5. Attack Vectors</w:t>
       </w:r>
     </w:p>
@@ -3837,7 +3655,6 @@
         <w:pStyle w:val="Heading2"/>
       </w:pPr>
       <w:r>
-        <w:lastRenderedPageBreak/>
         <w:t>5.3 Non-Whitelisted Target Exploitation</w:t>
       </w:r>
     </w:p>
@@ -3926,7 +3743,21 @@
         <w:rPr>
           <w:color w:val="000000"/>
         </w:rPr>
-        <w:t xml:space="preserve"> no-op postOp is immune to this specific attack vector by virtue of having no logic, but it provides no protection against the other vectors. The </w:t>
+        <w:t xml:space="preserve"> no-op </w:t>
+      </w:r>
+      <w:proofErr w:type="spellStart"/>
+      <w:r>
+        <w:rPr>
+          <w:color w:val="000000"/>
+        </w:rPr>
+        <w:t>postOp</w:t>
+      </w:r>
+      <w:proofErr w:type="spellEnd"/>
+      <w:r>
+        <w:rPr>
+          <w:color w:val="000000"/>
+        </w:rPr>
+        <w:t xml:space="preserve"> is immune to this specific attack vector by virtue of having no logic, but it provides no protection against the other vectors. The </w:t>
       </w:r>
       <w:proofErr w:type="spellStart"/>
       <w:r>
@@ -3940,7 +3771,21 @@
         <w:rPr>
           <w:color w:val="000000"/>
         </w:rPr>
-        <w:t xml:space="preserve"> postOp implementation handles quota reconciliation defensively to avoid revert conditions.</w:t>
+        <w:t xml:space="preserve"> </w:t>
+      </w:r>
+      <w:proofErr w:type="spellStart"/>
+      <w:r>
+        <w:rPr>
+          <w:color w:val="000000"/>
+        </w:rPr>
+        <w:t>postOp</w:t>
+      </w:r>
+      <w:proofErr w:type="spellEnd"/>
+      <w:r>
+        <w:rPr>
+          <w:color w:val="000000"/>
+        </w:rPr>
+        <w:t xml:space="preserve"> implementation handles quota reconciliation defensively to avoid revert conditions.</w:t>
       </w:r>
     </w:p>
     <w:p>
@@ -3948,6 +3793,7 @@
         <w:pStyle w:val="Heading1"/>
       </w:pPr>
       <w:r>
+        <w:lastRenderedPageBreak/>
         <w:t>6. Secured Paymaster Design</w:t>
       </w:r>
     </w:p>
@@ -3987,9 +3833,9 @@
           <w:noProof/>
         </w:rPr>
         <w:drawing>
-          <wp:inline distT="0" distB="0" distL="0" distR="0" wp14:anchorId="58406EE6" wp14:editId="024A7C63">
-            <wp:extent cx="4429664" cy="4075289"/>
-            <wp:effectExtent l="0" t="0" r="3175" b="1905"/>
+          <wp:inline distT="0" distB="0" distL="0" distR="0" wp14:anchorId="58406EE6" wp14:editId="4F6F704F">
+            <wp:extent cx="6219058" cy="5721531"/>
+            <wp:effectExtent l="0" t="0" r="4445" b="0"/>
             <wp:docPr id="1580057272" name="Picture 1580057272"/>
             <wp:cNvGraphicFramePr>
               <a:graphicFrameLocks xmlns:a="http://schemas.openxmlformats.org/drawingml/2006/main" noChangeAspect="1"/>
@@ -4013,7 +3859,7 @@
                   <pic:spPr bwMode="auto">
                     <a:xfrm>
                       <a:off x="0" y="0"/>
-                      <a:ext cx="4522840" cy="4161011"/>
+                      <a:ext cx="6394316" cy="5882768"/>
                     </a:xfrm>
                     <a:prstGeom prst="rect">
                       <a:avLst/>
@@ -4068,6 +3914,21 @@
       <w:pPr>
         <w:pStyle w:val="Heading2"/>
       </w:pPr>
+    </w:p>
+    <w:p>
+      <w:pPr>
+        <w:pStyle w:val="Heading2"/>
+      </w:pPr>
+    </w:p>
+    <w:p>
+      <w:pPr>
+        <w:pStyle w:val="Heading2"/>
+      </w:pPr>
+    </w:p>
+    <w:p>
+      <w:pPr>
+        <w:pStyle w:val="Heading2"/>
+      </w:pPr>
       <w:r>
         <w:lastRenderedPageBreak/>
         <w:t>6.1 Gas Cap Enforcement</w:t>
@@ -4082,7 +3943,21 @@
         <w:rPr>
           <w:color w:val="000000"/>
         </w:rPr>
-        <w:t xml:space="preserve">The paymaster maintains configurable maximum values for each gas component of the UserOperation: </w:t>
+        <w:t xml:space="preserve">The paymaster maintains configurable maximum values for each gas component of the </w:t>
+      </w:r>
+      <w:proofErr w:type="spellStart"/>
+      <w:r>
+        <w:rPr>
+          <w:color w:val="000000"/>
+        </w:rPr>
+        <w:t>UserOperation</w:t>
+      </w:r>
+      <w:proofErr w:type="spellEnd"/>
+      <w:r>
+        <w:rPr>
+          <w:color w:val="000000"/>
+        </w:rPr>
+        <w:t xml:space="preserve">: </w:t>
       </w:r>
       <w:proofErr w:type="spellStart"/>
       <w:r>
@@ -4519,7 +4394,21 @@
         <w:rPr>
           <w:color w:val="000000"/>
         </w:rPr>
-        <w:t xml:space="preserve"> of the UserOperation is parsed to extract the target address using the _</w:t>
+        <w:t xml:space="preserve"> of the </w:t>
+      </w:r>
+      <w:proofErr w:type="spellStart"/>
+      <w:r>
+        <w:rPr>
+          <w:color w:val="000000"/>
+        </w:rPr>
+        <w:t>UserOperation</w:t>
+      </w:r>
+      <w:proofErr w:type="spellEnd"/>
+      <w:r>
+        <w:rPr>
+          <w:color w:val="000000"/>
+        </w:rPr>
+        <w:t xml:space="preserve"> is parsed to extract the target address using the _</w:t>
       </w:r>
       <w:proofErr w:type="spellStart"/>
       <w:r>
@@ -4892,7 +4781,27 @@
           <w:sz w:val="18"/>
           <w:szCs w:val="18"/>
         </w:rPr>
-        <w:t>[virtualUserId];</w:t>
+        <w:t>[</w:t>
+      </w:r>
+      <w:proofErr w:type="spellStart"/>
+      <w:r>
+        <w:rPr>
+          <w:rFonts w:ascii="Courier New" w:eastAsia="Courier New" w:hAnsi="Courier New" w:cs="Courier New"/>
+          <w:color w:val="1E3A5F"/>
+          <w:sz w:val="18"/>
+          <w:szCs w:val="18"/>
+        </w:rPr>
+        <w:t>virtualUserId</w:t>
+      </w:r>
+      <w:proofErr w:type="spellEnd"/>
+      <w:r>
+        <w:rPr>
+          <w:rFonts w:ascii="Courier New" w:eastAsia="Courier New" w:hAnsi="Courier New" w:cs="Courier New"/>
+          <w:color w:val="1E3A5F"/>
+          <w:sz w:val="18"/>
+          <w:szCs w:val="18"/>
+        </w:rPr>
+        <w:t>];</w:t>
       </w:r>
     </w:p>
     <w:p>
@@ -5440,7 +5349,21 @@
         <w:rPr>
           <w:color w:val="000000"/>
         </w:rPr>
-        <w:t xml:space="preserve"> field. The payload is encoded as (bytes32 virtualUserId, uint48 validUntil, uint256 </w:t>
+        <w:t xml:space="preserve"> field. The payload is encoded as (bytes32 virtualUserId, uint48 </w:t>
+      </w:r>
+      <w:proofErr w:type="spellStart"/>
+      <w:r>
+        <w:rPr>
+          <w:color w:val="000000"/>
+        </w:rPr>
+        <w:t>validUntil</w:t>
+      </w:r>
+      <w:proofErr w:type="spellEnd"/>
+      <w:r>
+        <w:rPr>
+          <w:color w:val="000000"/>
+        </w:rPr>
+        <w:t xml:space="preserve">, uint256 </w:t>
       </w:r>
       <w:proofErr w:type="spellStart"/>
       <w:r>
@@ -5639,8 +5562,29 @@
           <w:sz w:val="18"/>
           <w:szCs w:val="18"/>
         </w:rPr>
-        <w:t xml:space="preserve">    virtualUserId, </w:t>
-      </w:r>
+        <w:t xml:space="preserve">    </w:t>
+      </w:r>
+      <w:proofErr w:type="spellStart"/>
+      <w:r>
+        <w:rPr>
+          <w:rFonts w:ascii="Courier New" w:eastAsia="Courier New" w:hAnsi="Courier New" w:cs="Courier New"/>
+          <w:color w:val="1E3A5F"/>
+          <w:sz w:val="18"/>
+          <w:szCs w:val="18"/>
+        </w:rPr>
+        <w:t>virtualUserId</w:t>
+      </w:r>
+      <w:proofErr w:type="spellEnd"/>
+      <w:r>
+        <w:rPr>
+          <w:rFonts w:ascii="Courier New" w:eastAsia="Courier New" w:hAnsi="Courier New" w:cs="Courier New"/>
+          <w:color w:val="1E3A5F"/>
+          <w:sz w:val="18"/>
+          <w:szCs w:val="18"/>
+        </w:rPr>
+        <w:t xml:space="preserve">, </w:t>
+      </w:r>
+      <w:proofErr w:type="spellStart"/>
       <w:proofErr w:type="gramStart"/>
       <w:r>
         <w:rPr>
@@ -5649,7 +5593,17 @@
           <w:sz w:val="18"/>
           <w:szCs w:val="18"/>
         </w:rPr>
-        <w:t>validUntil,</w:t>
+        <w:t>validUntil</w:t>
+      </w:r>
+      <w:proofErr w:type="spellEnd"/>
+      <w:r>
+        <w:rPr>
+          <w:rFonts w:ascii="Courier New" w:eastAsia="Courier New" w:hAnsi="Courier New" w:cs="Courier New"/>
+          <w:color w:val="1E3A5F"/>
+          <w:sz w:val="18"/>
+          <w:szCs w:val="18"/>
+        </w:rPr>
+        <w:t>,</w:t>
       </w:r>
       <w:proofErr w:type="gramEnd"/>
       <w:r>
@@ -6029,38 +5983,7 @@
       <w:pPr>
         <w:pStyle w:val="Heading1"/>
       </w:pPr>
-    </w:p>
-    <w:p>
-      <w:pPr>
-        <w:pStyle w:val="Heading1"/>
-      </w:pPr>
-    </w:p>
-    <w:p>
-      <w:pPr>
-        <w:pStyle w:val="Heading1"/>
-      </w:pPr>
-    </w:p>
-    <w:p>
-      <w:pPr>
-        <w:pStyle w:val="Heading1"/>
-      </w:pPr>
-    </w:p>
-    <w:p>
-      <w:pPr>
-        <w:pStyle w:val="Heading1"/>
-      </w:pPr>
-    </w:p>
-    <w:p>
-      <w:pPr>
-        <w:pStyle w:val="Heading1"/>
-      </w:pPr>
-    </w:p>
-    <w:p>
-      <w:pPr>
-        <w:pStyle w:val="Heading1"/>
-      </w:pPr>
-      <w:r>
-        <w:lastRenderedPageBreak/>
+      <w:r>
         <w:t>7. System Architecture</w:t>
       </w:r>
     </w:p>
@@ -6081,7 +6004,21 @@
         <w:rPr>
           <w:color w:val="000000"/>
         </w:rPr>
-        <w:t xml:space="preserve">The on-chain stack consists of five deployed contracts on the Ethereum Sepolia </w:t>
+        <w:t xml:space="preserve">The on-chain stack consists of five deployed contracts on the Ethereum </w:t>
+      </w:r>
+      <w:proofErr w:type="spellStart"/>
+      <w:r>
+        <w:rPr>
+          <w:color w:val="000000"/>
+        </w:rPr>
+        <w:t>Sepolia</w:t>
+      </w:r>
+      <w:proofErr w:type="spellEnd"/>
+      <w:r>
+        <w:rPr>
+          <w:color w:val="000000"/>
+        </w:rPr>
+        <w:t xml:space="preserve"> </w:t>
       </w:r>
       <w:proofErr w:type="spellStart"/>
       <w:r>
@@ -6492,6 +6429,7 @@
                 <w:sz w:val="20"/>
                 <w:szCs w:val="20"/>
               </w:rPr>
+              <w:lastRenderedPageBreak/>
               <w:t>BaselineAccount</w:t>
             </w:r>
             <w:proofErr w:type="spellEnd"/>
@@ -6889,7 +6827,21 @@
         <w:rPr>
           <w:color w:val="000000"/>
         </w:rPr>
-        <w:t xml:space="preserve"> from EntryPoint logs, and persists results to CSV and JSON in backend/data/.</w:t>
+        <w:t xml:space="preserve"> from </w:t>
+      </w:r>
+      <w:proofErr w:type="spellStart"/>
+      <w:r>
+        <w:rPr>
+          <w:color w:val="000000"/>
+        </w:rPr>
+        <w:t>EntryPoint</w:t>
+      </w:r>
+      <w:proofErr w:type="spellEnd"/>
+      <w:r>
+        <w:rPr>
+          <w:color w:val="000000"/>
+        </w:rPr>
+        <w:t xml:space="preserve"> logs, and persists results to CSV and JSON in backend/data/.</w:t>
       </w:r>
     </w:p>
     <w:p>
@@ -6965,15 +6917,35 @@
         <w:rPr>
           <w:color w:val="000000"/>
         </w:rPr>
+        <w:t>Analysis Pipeline (Python): results/paymaster_analysis.py loads userop-results.csv with pandas, computes summary statistics, generates the break-even cost curve, and produces the figures used in this report.</w:t>
+      </w:r>
+    </w:p>
+    <w:p>
+      <w:pPr>
+        <w:pStyle w:val="Heading1"/>
+      </w:pPr>
+    </w:p>
+    <w:p>
+      <w:pPr>
+        <w:pStyle w:val="Heading1"/>
+      </w:pPr>
+    </w:p>
+    <w:p>
+      <w:pPr>
+        <w:pStyle w:val="Heading1"/>
+      </w:pPr>
+    </w:p>
+    <w:p>
+      <w:pPr>
+        <w:pStyle w:val="Heading1"/>
+      </w:pPr>
+    </w:p>
+    <w:p>
+      <w:pPr>
+        <w:pStyle w:val="Heading1"/>
+      </w:pPr>
+      <w:r>
         <w:lastRenderedPageBreak/>
-        <w:t>Analysis Pipeline (Python): results/paymaster_analysis.py loads userop-results.csv with pandas, computes summary statistics, generates the break-even cost curve, and produces the figures used in this report.</w:t>
-      </w:r>
-    </w:p>
-    <w:p>
-      <w:pPr>
-        <w:pStyle w:val="Heading1"/>
-      </w:pPr>
-      <w:r>
         <w:t>8. Implementation</w:t>
       </w:r>
     </w:p>
@@ -7647,7 +7619,27 @@
           <w:sz w:val="18"/>
           <w:szCs w:val="18"/>
         </w:rPr>
-        <w:t xml:space="preserve">               Deployed Sepolia addresses</w:t>
+        <w:t xml:space="preserve">               Deployed </w:t>
+      </w:r>
+      <w:proofErr w:type="spellStart"/>
+      <w:r>
+        <w:rPr>
+          <w:rFonts w:ascii="Courier New" w:eastAsia="Courier New" w:hAnsi="Courier New" w:cs="Courier New"/>
+          <w:color w:val="1E3A5F"/>
+          <w:sz w:val="18"/>
+          <w:szCs w:val="18"/>
+        </w:rPr>
+        <w:t>Sepolia</w:t>
+      </w:r>
+      <w:proofErr w:type="spellEnd"/>
+      <w:r>
+        <w:rPr>
+          <w:rFonts w:ascii="Courier New" w:eastAsia="Courier New" w:hAnsi="Courier New" w:cs="Courier New"/>
+          <w:color w:val="1E3A5F"/>
+          <w:sz w:val="18"/>
+          <w:szCs w:val="18"/>
+        </w:rPr>
+        <w:t xml:space="preserve"> addresses</w:t>
       </w:r>
     </w:p>
     <w:p>
@@ -7946,7 +7938,6 @@
                 <w:sz w:val="20"/>
                 <w:szCs w:val="20"/>
               </w:rPr>
-              <w:lastRenderedPageBreak/>
               <w:t>SecuredPaymaster.sol</w:t>
             </w:r>
             <w:proofErr w:type="spellEnd"/>
@@ -8079,6 +8070,7 @@
                 <w:sz w:val="20"/>
                 <w:szCs w:val="20"/>
               </w:rPr>
+              <w:lastRenderedPageBreak/>
               <w:t>MockTarget.sol</w:t>
             </w:r>
             <w:proofErr w:type="spellEnd"/>
@@ -8962,7 +8954,27 @@
           <w:sz w:val="18"/>
           <w:szCs w:val="18"/>
         </w:rPr>
-        <w:t xml:space="preserve">(virtualUserId, </w:t>
+        <w:t>(</w:t>
+      </w:r>
+      <w:proofErr w:type="spellStart"/>
+      <w:r>
+        <w:rPr>
+          <w:rFonts w:ascii="Courier New" w:eastAsia="Courier New" w:hAnsi="Courier New" w:cs="Courier New"/>
+          <w:color w:val="1E3A5F"/>
+          <w:sz w:val="18"/>
+          <w:szCs w:val="18"/>
+        </w:rPr>
+        <w:t>virtualUserId</w:t>
+      </w:r>
+      <w:proofErr w:type="spellEnd"/>
+      <w:r>
+        <w:rPr>
+          <w:rFonts w:ascii="Courier New" w:eastAsia="Courier New" w:hAnsi="Courier New" w:cs="Courier New"/>
+          <w:color w:val="1E3A5F"/>
+          <w:sz w:val="18"/>
+          <w:szCs w:val="18"/>
+        </w:rPr>
+        <w:t xml:space="preserve">, </w:t>
       </w:r>
       <w:proofErr w:type="spellStart"/>
       <w:r>
@@ -9015,7 +9027,21 @@
         <w:rPr>
           <w:color w:val="000000"/>
         </w:rPr>
-        <w:t xml:space="preserve">The context returned encodes (virtualUserId, </w:t>
+        <w:t>The context returned encodes (</w:t>
+      </w:r>
+      <w:proofErr w:type="spellStart"/>
+      <w:r>
+        <w:rPr>
+          <w:color w:val="000000"/>
+        </w:rPr>
+        <w:t>virtualUserId</w:t>
+      </w:r>
+      <w:proofErr w:type="spellEnd"/>
+      <w:r>
+        <w:rPr>
+          <w:color w:val="000000"/>
+        </w:rPr>
+        <w:t xml:space="preserve">, </w:t>
       </w:r>
       <w:proofErr w:type="spellStart"/>
       <w:r>
@@ -9064,13 +9090,7 @@
       <w:pPr>
         <w:pStyle w:val="Heading2"/>
       </w:pPr>
-    </w:p>
-    <w:p>
-      <w:pPr>
-        <w:pStyle w:val="Heading2"/>
-      </w:pPr>
-      <w:r>
-        <w:lastRenderedPageBreak/>
+      <w:r>
         <w:t>8.4 Key Functions: postOp</w:t>
       </w:r>
     </w:p>
@@ -9078,6 +9098,9 @@
       <w:pPr>
         <w:spacing w:before="60" w:after="80"/>
         <w:jc w:val="both"/>
+        <w:rPr>
+          <w:color w:val="000000"/>
+        </w:rPr>
       </w:pPr>
       <w:r>
         <w:rPr>
@@ -9097,7 +9120,21 @@
         <w:rPr>
           <w:color w:val="000000"/>
         </w:rPr>
-        <w:t xml:space="preserve"> postOp is a no-op. The </w:t>
+        <w:t xml:space="preserve"> </w:t>
+      </w:r>
+      <w:proofErr w:type="spellStart"/>
+      <w:r>
+        <w:rPr>
+          <w:color w:val="000000"/>
+        </w:rPr>
+        <w:t>postOp</w:t>
+      </w:r>
+      <w:proofErr w:type="spellEnd"/>
+      <w:r>
+        <w:rPr>
+          <w:color w:val="000000"/>
+        </w:rPr>
+        <w:t xml:space="preserve"> is a no-op. The </w:t>
       </w:r>
       <w:proofErr w:type="spellStart"/>
       <w:r>
@@ -9111,8 +9148,40 @@
         <w:rPr>
           <w:color w:val="000000"/>
         </w:rPr>
-        <w:t xml:space="preserve"> postOp performs quota reconciliation:</w:t>
-      </w:r>
+        <w:t xml:space="preserve"> </w:t>
+      </w:r>
+      <w:proofErr w:type="spellStart"/>
+      <w:r>
+        <w:rPr>
+          <w:color w:val="000000"/>
+        </w:rPr>
+        <w:t>postOp</w:t>
+      </w:r>
+      <w:proofErr w:type="spellEnd"/>
+      <w:r>
+        <w:rPr>
+          <w:color w:val="000000"/>
+        </w:rPr>
+        <w:t xml:space="preserve"> performs quota reconciliation:</w:t>
+      </w:r>
+    </w:p>
+    <w:p>
+      <w:pPr>
+        <w:spacing w:before="60" w:after="80"/>
+        <w:jc w:val="both"/>
+      </w:pPr>
+    </w:p>
+    <w:p>
+      <w:pPr>
+        <w:spacing w:before="60" w:after="80"/>
+        <w:jc w:val="both"/>
+      </w:pPr>
+    </w:p>
+    <w:p>
+      <w:pPr>
+        <w:spacing w:before="60" w:after="80"/>
+        <w:jc w:val="both"/>
+      </w:pPr>
     </w:p>
     <w:p>
       <w:pPr>
@@ -9314,7 +9383,27 @@
           <w:sz w:val="18"/>
           <w:szCs w:val="18"/>
         </w:rPr>
-        <w:t xml:space="preserve">    (bytes32 virtualUserId, uint256 </w:t>
+        <w:t xml:space="preserve">    (bytes32 </w:t>
+      </w:r>
+      <w:proofErr w:type="spellStart"/>
+      <w:r>
+        <w:rPr>
+          <w:rFonts w:ascii="Courier New" w:eastAsia="Courier New" w:hAnsi="Courier New" w:cs="Courier New"/>
+          <w:color w:val="1E3A5F"/>
+          <w:sz w:val="18"/>
+          <w:szCs w:val="18"/>
+        </w:rPr>
+        <w:t>virtualUserId</w:t>
+      </w:r>
+      <w:proofErr w:type="spellEnd"/>
+      <w:r>
+        <w:rPr>
+          <w:rFonts w:ascii="Courier New" w:eastAsia="Courier New" w:hAnsi="Courier New" w:cs="Courier New"/>
+          <w:color w:val="1E3A5F"/>
+          <w:sz w:val="18"/>
+          <w:szCs w:val="18"/>
+        </w:rPr>
+        <w:t xml:space="preserve">, uint256 </w:t>
       </w:r>
       <w:proofErr w:type="spellStart"/>
       <w:r>
@@ -9520,8 +9609,19 @@
           <w:sz w:val="18"/>
           <w:szCs w:val="18"/>
         </w:rPr>
-        <w:t>[virtualUserId</w:t>
-      </w:r>
+        <w:t>[</w:t>
+      </w:r>
+      <w:proofErr w:type="spellStart"/>
+      <w:r>
+        <w:rPr>
+          <w:rFonts w:ascii="Courier New" w:eastAsia="Courier New" w:hAnsi="Courier New" w:cs="Courier New"/>
+          <w:color w:val="1E3A5F"/>
+          <w:sz w:val="18"/>
+          <w:szCs w:val="18"/>
+        </w:rPr>
+        <w:t>virtualUserId</w:t>
+      </w:r>
+      <w:proofErr w:type="spellEnd"/>
       <w:proofErr w:type="gramStart"/>
       <w:r>
         <w:rPr>
@@ -10013,7 +10113,7 @@
                 <w:sz w:val="20"/>
                 <w:szCs w:val="20"/>
               </w:rPr>
-              <w:t xml:space="preserve">Sepolia's gas price oscillates more than mainnet, occasionally producing </w:t>
+              <w:t xml:space="preserve">Sepolia's gas price oscillates more than </w:t>
             </w:r>
             <w:proofErr w:type="spellStart"/>
             <w:r>
@@ -10021,6 +10121,22 @@
                 <w:sz w:val="20"/>
                 <w:szCs w:val="20"/>
               </w:rPr>
+              <w:t>mainnet</w:t>
+            </w:r>
+            <w:proofErr w:type="spellEnd"/>
+            <w:r>
+              <w:rPr>
+                <w:sz w:val="20"/>
+                <w:szCs w:val="20"/>
+              </w:rPr>
+              <w:t xml:space="preserve">, occasionally producing </w:t>
+            </w:r>
+            <w:proofErr w:type="spellStart"/>
+            <w:r>
+              <w:rPr>
+                <w:sz w:val="20"/>
+                <w:szCs w:val="20"/>
+              </w:rPr>
               <w:t>requiredPreFund</w:t>
             </w:r>
             <w:proofErr w:type="spellEnd"/>
@@ -10029,15 +10145,7 @@
                 <w:sz w:val="20"/>
                 <w:szCs w:val="20"/>
               </w:rPr>
-              <w:t xml:space="preserve"> values that exceeded the per-user daily quota for legitimate users. Resolution: added a 20% gas-price safety margin in the matrix scripts and tuned </w:t>
-            </w:r>
-            <w:r>
-              <w:rPr>
-                <w:sz w:val="20"/>
-                <w:szCs w:val="20"/>
-              </w:rPr>
-              <w:lastRenderedPageBreak/>
-              <w:t>the per-user limit to 0.01 ETH to comfortably absorb fluctuations.</w:t>
+              <w:t xml:space="preserve"> values that exceeded the per-user daily quota for legitimate users. Resolution: added a 20% gas-price safety margin in the matrix scripts and tuned the per-user limit to 0.01 ETH to comfortably absorb fluctuations.</w:t>
             </w:r>
           </w:p>
         </w:tc>
@@ -10109,7 +10217,15 @@
                 <w:sz w:val="20"/>
                 <w:szCs w:val="20"/>
               </w:rPr>
-              <w:t xml:space="preserve"> errors during bundler simulation, which silently dropped operations from the mempool. Resolution: added explicit revert reason parsing in the matrix scripts to log rejected operations into the CSV with result=reverted, allowing them to be counted against attack-blocking statistics.</w:t>
+              <w:t xml:space="preserve"> errors during bundler </w:t>
+            </w:r>
+            <w:r>
+              <w:rPr>
+                <w:sz w:val="20"/>
+                <w:szCs w:val="20"/>
+              </w:rPr>
+              <w:lastRenderedPageBreak/>
+              <w:t>simulation, which silently dropped operations from the mempool. Resolution: added explicit revert reason parsing in the matrix scripts to log rejected operations into the CSV with result=reverted, allowing them to be counted against attack-blocking statistics.</w:t>
             </w:r>
           </w:p>
         </w:tc>
@@ -10138,6 +10254,7 @@
                 <w:sz w:val="20"/>
                 <w:szCs w:val="20"/>
               </w:rPr>
+              <w:lastRenderedPageBreak/>
               <w:t>Quota refund accuracy</w:t>
             </w:r>
           </w:p>
@@ -10376,7 +10493,21 @@
         <w:rPr>
           <w:color w:val="000000"/>
         </w:rPr>
-        <w:t xml:space="preserve">All experiments were conducted on the Ethereum Sepolia </w:t>
+        <w:t xml:space="preserve">All experiments were conducted on the Ethereum </w:t>
+      </w:r>
+      <w:proofErr w:type="spellStart"/>
+      <w:r>
+        <w:rPr>
+          <w:color w:val="000000"/>
+        </w:rPr>
+        <w:t>Sepolia</w:t>
+      </w:r>
+      <w:proofErr w:type="spellEnd"/>
+      <w:r>
+        <w:rPr>
+          <w:color w:val="000000"/>
+        </w:rPr>
+        <w:t xml:space="preserve"> </w:t>
       </w:r>
       <w:proofErr w:type="spellStart"/>
       <w:r>
@@ -10766,7 +10897,23 @@
                 <w:sz w:val="20"/>
                 <w:szCs w:val="20"/>
               </w:rPr>
-              <w:t xml:space="preserve">Ethereum Sepolia </w:t>
+              <w:t xml:space="preserve">Ethereum </w:t>
+            </w:r>
+            <w:proofErr w:type="spellStart"/>
+            <w:r>
+              <w:rPr>
+                <w:sz w:val="20"/>
+                <w:szCs w:val="20"/>
+              </w:rPr>
+              <w:t>Sepolia</w:t>
+            </w:r>
+            <w:proofErr w:type="spellEnd"/>
+            <w:r>
+              <w:rPr>
+                <w:sz w:val="20"/>
+                <w:szCs w:val="20"/>
+              </w:rPr>
+              <w:t xml:space="preserve"> </w:t>
             </w:r>
             <w:proofErr w:type="spellStart"/>
             <w:r>
@@ -10860,7 +11007,6 @@
                 <w:sz w:val="20"/>
                 <w:szCs w:val="20"/>
               </w:rPr>
-              <w:lastRenderedPageBreak/>
               <w:t>EVM Version</w:t>
             </w:r>
           </w:p>
@@ -10973,6 +11119,7 @@
                 <w:sz w:val="20"/>
                 <w:szCs w:val="20"/>
               </w:rPr>
+              <w:lastRenderedPageBreak/>
               <w:t>Dashboard Frontend</w:t>
             </w:r>
           </w:p>
@@ -11704,12 +11851,21 @@
             </w:tcMar>
           </w:tcPr>
           <w:p>
-            <w:r>
-              <w:rPr>
-                <w:sz w:val="20"/>
-                <w:szCs w:val="20"/>
-              </w:rPr>
-              <w:t xml:space="preserve">Sepolia </w:t>
+            <w:proofErr w:type="spellStart"/>
+            <w:r>
+              <w:rPr>
+                <w:sz w:val="20"/>
+                <w:szCs w:val="20"/>
+              </w:rPr>
+              <w:t>Sepolia</w:t>
+            </w:r>
+            <w:proofErr w:type="spellEnd"/>
+            <w:r>
+              <w:rPr>
+                <w:sz w:val="20"/>
+                <w:szCs w:val="20"/>
+              </w:rPr>
+              <w:t xml:space="preserve"> </w:t>
             </w:r>
             <w:proofErr w:type="spellStart"/>
             <w:r>
@@ -11975,6 +12131,11 @@
         </w:tc>
       </w:tr>
     </w:tbl>
+    <w:p>
+      <w:pPr>
+        <w:pStyle w:val="Heading2"/>
+      </w:pPr>
+    </w:p>
     <w:p>
       <w:pPr>
         <w:pStyle w:val="Heading2"/>
@@ -13203,12 +13364,21 @@
             </w:tcMar>
           </w:tcPr>
           <w:p>
-            <w:r>
-              <w:rPr>
-                <w:sz w:val="20"/>
-                <w:szCs w:val="20"/>
-              </w:rPr>
-              <w:t xml:space="preserve">Sepolia </w:t>
+            <w:proofErr w:type="spellStart"/>
+            <w:r>
+              <w:rPr>
+                <w:sz w:val="20"/>
+                <w:szCs w:val="20"/>
+              </w:rPr>
+              <w:t>Sepolia</w:t>
+            </w:r>
+            <w:proofErr w:type="spellEnd"/>
+            <w:r>
+              <w:rPr>
+                <w:sz w:val="20"/>
+                <w:szCs w:val="20"/>
+              </w:rPr>
+              <w:t xml:space="preserve"> </w:t>
             </w:r>
             <w:proofErr w:type="spellStart"/>
             <w:r>
@@ -17897,181 +18067,121 @@
     </w:p>
     <w:p>
       <w:pPr>
+        <w:pStyle w:val="font-claude-response-body"/>
+        <w:jc w:val="both"/>
+        <w:rPr>
+          <w:rFonts w:ascii="Arial" w:hAnsi="Arial" w:cs="Arial"/>
+          <w:sz w:val="22"/>
+          <w:szCs w:val="22"/>
+        </w:rPr>
+      </w:pPr>
+      <w:r>
+        <w:rPr>
+          <w:rFonts w:ascii="Arial" w:hAnsi="Arial" w:cs="Arial"/>
+          <w:sz w:val="22"/>
+          <w:szCs w:val="22"/>
+        </w:rPr>
+        <w:t>Paymasters are among the highest-value targets in the ERC-4337 stack — they hold ETH, they're publicly addressable, and a naive implementation will sponsor anything sent to them. This project built the case, in measurable terms, for why that matters and what it costs to fix.</w:t>
+      </w:r>
+    </w:p>
+    <w:p>
+      <w:pPr>
+        <w:pStyle w:val="font-claude-response-body"/>
+        <w:jc w:val="both"/>
+        <w:rPr>
+          <w:rFonts w:ascii="Arial" w:hAnsi="Arial" w:cs="Arial"/>
+          <w:sz w:val="22"/>
+          <w:szCs w:val="22"/>
+        </w:rPr>
+      </w:pPr>
+      <w:r>
+        <w:rPr>
+          <w:rFonts w:ascii="Arial" w:hAnsi="Arial" w:cs="Arial"/>
+          <w:sz w:val="22"/>
+          <w:szCs w:val="22"/>
+        </w:rPr>
+        <w:t xml:space="preserve">Running identical attack traffic against both a permissive and a hardened paymaster on </w:t>
+      </w:r>
+      <w:proofErr w:type="spellStart"/>
+      <w:r>
+        <w:rPr>
+          <w:rFonts w:ascii="Arial" w:hAnsi="Arial" w:cs="Arial"/>
+          <w:sz w:val="22"/>
+          <w:szCs w:val="22"/>
+        </w:rPr>
+        <w:t>Sepolia</w:t>
+      </w:r>
+      <w:proofErr w:type="spellEnd"/>
+      <w:r>
+        <w:rPr>
+          <w:rFonts w:ascii="Arial" w:hAnsi="Arial" w:cs="Arial"/>
+          <w:sz w:val="22"/>
+          <w:szCs w:val="22"/>
+        </w:rPr>
+        <w:t xml:space="preserve">, the </w:t>
+      </w:r>
+      <w:proofErr w:type="spellStart"/>
+      <w:r>
+        <w:rPr>
+          <w:rFonts w:ascii="Arial" w:hAnsi="Arial" w:cs="Arial"/>
+          <w:sz w:val="22"/>
+          <w:szCs w:val="22"/>
+        </w:rPr>
+        <w:t>SecuredPaymaster</w:t>
+      </w:r>
+      <w:proofErr w:type="spellEnd"/>
+      <w:r>
+        <w:rPr>
+          <w:rFonts w:ascii="Arial" w:hAnsi="Arial" w:cs="Arial"/>
+          <w:sz w:val="22"/>
+          <w:szCs w:val="22"/>
+        </w:rPr>
+        <w:t xml:space="preserve"> eliminated all simulated exploit costs while adding roughly 0.000042 ETH of overhead per valid transaction. That overhead pays for itself when malicious traffic crosses ~18% of total volume — a threshold that's not hard to reach in a live, open deployment.</w:t>
+      </w:r>
+    </w:p>
+    <w:p>
+      <w:pPr>
+        <w:pStyle w:val="font-claude-response-body"/>
+        <w:jc w:val="both"/>
+        <w:rPr>
+          <w:rFonts w:ascii="Arial" w:hAnsi="Arial" w:cs="Arial"/>
+          <w:sz w:val="22"/>
+          <w:szCs w:val="22"/>
+        </w:rPr>
+      </w:pPr>
+      <w:r>
+        <w:rPr>
+          <w:rFonts w:ascii="Arial" w:hAnsi="Arial" w:cs="Arial"/>
+          <w:sz w:val="22"/>
+          <w:szCs w:val="22"/>
+        </w:rPr>
+        <w:t>Below that threshold, the overhead isn't worth it. That's not a flaw in the design; it's the honest tradeoff. A hybrid routing strategy — sending known-good users through the baseline and unknown or high-risk senders through the secured path — is likely the right answer for most production operators.</w:t>
+      </w:r>
+    </w:p>
+    <w:p>
+      <w:pPr>
+        <w:pStyle w:val="font-claude-response-body"/>
+        <w:jc w:val="both"/>
+        <w:rPr>
+          <w:rFonts w:ascii="Arial" w:hAnsi="Arial" w:cs="Arial"/>
+          <w:sz w:val="22"/>
+          <w:szCs w:val="22"/>
+        </w:rPr>
+      </w:pPr>
+      <w:r>
+        <w:rPr>
+          <w:rFonts w:ascii="Arial" w:hAnsi="Arial" w:cs="Arial"/>
+          <w:sz w:val="22"/>
+          <w:szCs w:val="22"/>
+        </w:rPr>
+        <w:t>The numbers here (5.1% savings at 20% attack traffic, 0.8 ETH/month projected at 100k ops) are specific to the experimental setup and shouldn't be treated as universal. What does generalize is the method: measure your own traffic mix, derive your own break-even, and make the deployment decision from data rather than assumption. The contracts, scripts, and analysis pipeline in this repo are built to make that straightforward.</w:t>
+      </w:r>
+    </w:p>
+    <w:p>
+      <w:pPr>
         <w:spacing w:before="60" w:after="80"/>
         <w:jc w:val="both"/>
       </w:pPr>
-      <w:r>
-        <w:rPr>
-          <w:color w:val="000000"/>
-        </w:rPr>
-        <w:t xml:space="preserve">This paper presented a practical defense framework for securing ERC-4337 paymasters against deposit drain attacks. We deployed and evaluated two paymaster implementations on the Ethereum Sepolia </w:t>
-      </w:r>
-      <w:proofErr w:type="spellStart"/>
-      <w:r>
-        <w:rPr>
-          <w:color w:val="000000"/>
-        </w:rPr>
-        <w:t>testnet</w:t>
-      </w:r>
-      <w:proofErr w:type="spellEnd"/>
-      <w:r>
-        <w:rPr>
-          <w:color w:val="000000"/>
-        </w:rPr>
-        <w:t xml:space="preserve"> — a permissive </w:t>
-      </w:r>
-      <w:proofErr w:type="spellStart"/>
-      <w:r>
-        <w:rPr>
-          <w:color w:val="000000"/>
-        </w:rPr>
-        <w:t>BaselinePaymaster</w:t>
-      </w:r>
-      <w:proofErr w:type="spellEnd"/>
-      <w:r>
-        <w:rPr>
-          <w:color w:val="000000"/>
-        </w:rPr>
-        <w:t xml:space="preserve"> and a policy-enforced </w:t>
-      </w:r>
-      <w:proofErr w:type="spellStart"/>
-      <w:r>
-        <w:rPr>
-          <w:color w:val="000000"/>
-        </w:rPr>
-        <w:t>SecuredPaymaster</w:t>
-      </w:r>
-      <w:proofErr w:type="spellEnd"/>
-      <w:r>
-        <w:rPr>
-          <w:color w:val="000000"/>
-        </w:rPr>
-        <w:t xml:space="preserve"> — across controlled attack simulation scenarios.</w:t>
-      </w:r>
-    </w:p>
-    <w:p>
-      <w:pPr>
-        <w:spacing w:after="80"/>
-      </w:pPr>
-    </w:p>
-    <w:p>
-      <w:pPr>
-        <w:spacing w:before="60" w:after="80"/>
-        <w:jc w:val="both"/>
-      </w:pPr>
-      <w:r>
-        <w:rPr>
-          <w:color w:val="000000"/>
-        </w:rPr>
-        <w:t xml:space="preserve">The </w:t>
-      </w:r>
-      <w:proofErr w:type="spellStart"/>
-      <w:r>
-        <w:rPr>
-          <w:color w:val="000000"/>
-        </w:rPr>
-        <w:t>SecuredPaymaster's</w:t>
-      </w:r>
-      <w:proofErr w:type="spellEnd"/>
-      <w:r>
-        <w:rPr>
-          <w:color w:val="000000"/>
-        </w:rPr>
-        <w:t xml:space="preserve"> four-layer defense stack (gas cap enforcement, contract whitelisting, per-user and per-</w:t>
-      </w:r>
-      <w:proofErr w:type="spellStart"/>
-      <w:r>
-        <w:rPr>
-          <w:color w:val="000000"/>
-        </w:rPr>
-        <w:t>dapp</w:t>
-      </w:r>
-      <w:proofErr w:type="spellEnd"/>
-      <w:r>
-        <w:rPr>
-          <w:color w:val="000000"/>
-        </w:rPr>
-        <w:t xml:space="preserve"> daily quotas, and cryptographic sponsorship authorization with replay protection) achieved complete elimination of all simulated exploit costs, reducing </w:t>
-      </w:r>
-      <w:proofErr w:type="spellStart"/>
-      <w:r>
-        <w:rPr>
-          <w:color w:val="000000"/>
-        </w:rPr>
-        <w:t>overcap</w:t>
-      </w:r>
-      <w:proofErr w:type="spellEnd"/>
-      <w:r>
-        <w:rPr>
-          <w:color w:val="000000"/>
-        </w:rPr>
-        <w:t xml:space="preserve"> and non-whitelist operation costs from an average of 0.000193 ETH per attack to exactly zero. Under 20% malicious traffic, the Secured Paymaster achieved 5.1% total cost savings over the baseline despite per-transaction validation overhead.</w:t>
-      </w:r>
-    </w:p>
-    <w:p>
-      <w:pPr>
-        <w:spacing w:after="80"/>
-      </w:pPr>
-    </w:p>
-    <w:p>
-      <w:pPr>
-        <w:spacing w:before="60" w:after="80"/>
-        <w:jc w:val="both"/>
-      </w:pPr>
-      <w:r>
-        <w:rPr>
-          <w:color w:val="000000"/>
-        </w:rPr>
-        <w:t>The empirical break-even analysis establishes a critical decision threshold of approximately 17.87% malicious traffic, above which the Secured Paymaster is both cheaper and faster than the Baseline. Below this threshold, the validation overhead is not economically justified, and a hybrid routing strategy — directing known-good users to the Baseline and unknown or risky users to the Secured path — offers the best tradeoff between security and efficiency.</w:t>
-      </w:r>
-    </w:p>
-    <w:p>
-      <w:pPr>
-        <w:spacing w:after="80"/>
-      </w:pPr>
-    </w:p>
-    <w:p>
-      <w:pPr>
-        <w:spacing w:before="60" w:after="80"/>
-        <w:jc w:val="both"/>
-      </w:pPr>
-      <w:r>
-        <w:rPr>
-          <w:color w:val="000000"/>
-        </w:rPr>
-        <w:t>For production deployments at 100,000 transactions per month with 20% attack traffic, the Secured Paymaster projects savings of approximately 0.8 ETH per month (~$1,600/month at current prices). As ERC-4337 adoption scales across Ethereum mainnet and L2 ecosystems with billions of dollars in paymaster deposits, the financial stakes of these security decisions grow proportionally.</w:t>
-      </w:r>
-    </w:p>
-    <w:p>
-      <w:pPr>
-        <w:spacing w:after="80"/>
-      </w:pPr>
-    </w:p>
-    <w:p>
-      <w:pPr>
-        <w:spacing w:before="60" w:after="80"/>
-        <w:jc w:val="both"/>
-      </w:pPr>
-      <w:r>
-        <w:rPr>
-          <w:color w:val="000000"/>
-        </w:rPr>
-        <w:t>The key insight is that paymaster security is not a binary choice between "open" and "secure</w:t>
-      </w:r>
-      <w:proofErr w:type="gramStart"/>
-      <w:r>
-        <w:rPr>
-          <w:color w:val="000000"/>
-        </w:rPr>
-        <w:t>"</w:t>
-      </w:r>
-      <w:proofErr w:type="gramEnd"/>
-      <w:r>
-        <w:rPr>
-          <w:color w:val="000000"/>
-        </w:rPr>
-        <w:t xml:space="preserve"> but an engineering tradeoff parameterized by the operator's observed attack rate, traffic volume, and performance requirements. The frameworks and tooling presented in this paper provide the empirical foundation for making that tradeoff with data.</w:t>
-      </w:r>
     </w:p>
     <w:sectPr>
       <w:headerReference w:type="default" r:id="rId14"/>
@@ -19190,6 +19300,19 @@
       </w:tblBorders>
     </w:tblPr>
   </w:style>
+  <w:style w:type="paragraph" w:customStyle="1" w:styleId="font-claude-response-body">
+    <w:name w:val="font-claude-response-body"/>
+    <w:basedOn w:val="Normal"/>
+    <w:rsid w:val="00B40DD4"/>
+    <w:pPr>
+      <w:spacing w:before="100" w:beforeAutospacing="1" w:after="100" w:afterAutospacing="1"/>
+    </w:pPr>
+    <w:rPr>
+      <w:rFonts w:ascii="Times New Roman" w:eastAsia="Times New Roman" w:hAnsi="Times New Roman" w:cs="Times New Roman"/>
+      <w:sz w:val="24"/>
+      <w:szCs w:val="24"/>
+    </w:rPr>
+  </w:style>
 </w:styles>
 </file>
 
